--- a/data/employees/EMP001/AST-EMP001-03.docx
+++ b/data/employees/EMP001/AST-EMP001-03.docx
@@ -7,10 +7,7 @@
         <w:pStyle w:val="Heading1"/>
       </w:pPr>
       <w:r>
-        <w:rPr>
-          <w:sz w:val="36"/>
-        </w:rPr>
-        <w:t>Design specification - EMP001</w:t>
+        <w:t>Ast Emp001 03 - EMP001</w:t>
       </w:r>
     </w:p>
     <w:p>
@@ -18,130 +15,32 @@
         <w:pStyle w:val="Heading2"/>
       </w:pPr>
       <w:r>
-        <w:t>Document Metadata</w:t>
-      </w:r>
-    </w:p>
-    <w:tbl>
-      <w:tblPr>
-        <w:tblStyle w:val="TableGrid"/>
-        <w:tblW w:type="auto" w:w="0"/>
-        <w:tblLook w:firstColumn="1" w:firstRow="1" w:lastColumn="0" w:lastRow="0" w:noHBand="0" w:noVBand="1" w:val="04A0"/>
-      </w:tblPr>
-      <w:tblGrid>
-        <w:gridCol w:w="4320"/>
-        <w:gridCol w:w="4320"/>
-      </w:tblGrid>
-      <w:tr>
-        <w:tc>
-          <w:tcPr>
-            <w:tcW w:type="dxa" w:w="4320"/>
-          </w:tcPr>
-          <w:p>
-            <w:r>
-              <w:t>Author</w:t>
-            </w:r>
-          </w:p>
-        </w:tc>
-        <w:tc>
-          <w:tcPr>
-            <w:tcW w:type="dxa" w:w="4320"/>
-          </w:tcPr>
-          <w:p>
-            <w:r>
-              <w:t>Alex Garcia</w:t>
-            </w:r>
-          </w:p>
-        </w:tc>
-      </w:tr>
-      <w:tr>
-        <w:tc>
-          <w:tcPr>
-            <w:tcW w:type="dxa" w:w="4320"/>
-          </w:tcPr>
-          <w:p>
-            <w:r>
-              <w:t>Role / Department</w:t>
-            </w:r>
-          </w:p>
-        </w:tc>
-        <w:tc>
-          <w:tcPr>
-            <w:tcW w:type="dxa" w:w="4320"/>
-          </w:tcPr>
-          <w:p>
-            <w:r>
-              <w:t>Architect | Manufacturing</w:t>
-            </w:r>
-          </w:p>
-        </w:tc>
-      </w:tr>
-      <w:tr>
-        <w:tc>
-          <w:tcPr>
-            <w:tcW w:type="dxa" w:w="4320"/>
-          </w:tcPr>
-          <w:p>
-            <w:r>
-              <w:t>Location</w:t>
-            </w:r>
-          </w:p>
-        </w:tc>
-        <w:tc>
-          <w:tcPr>
-            <w:tcW w:type="dxa" w:w="4320"/>
-          </w:tcPr>
-          <w:p>
-            <w:r>
-              <w:t>Fremont</w:t>
-            </w:r>
-          </w:p>
-        </w:tc>
-      </w:tr>
-      <w:tr>
-        <w:tc>
-          <w:tcPr>
-            <w:tcW w:type="dxa" w:w="4320"/>
-          </w:tcPr>
-          <w:p>
-            <w:r>
-              <w:t>Last Modified</w:t>
-            </w:r>
-          </w:p>
-        </w:tc>
-        <w:tc>
-          <w:tcPr>
-            <w:tcW w:type="dxa" w:w="4320"/>
-          </w:tcPr>
-          <w:p>
-            <w:r>
-              <w:t>2025-01-05</w:t>
-            </w:r>
-          </w:p>
-        </w:tc>
-      </w:tr>
-    </w:tbl>
-    <w:p/>
-    <w:p>
-      <w:pPr>
-        <w:pStyle w:val="Heading2"/>
-      </w:pPr>
-      <w:r>
-        <w:t>Specification</w:t>
+        <w:t>Page 1</w:t>
       </w:r>
     </w:p>
     <w:p>
       <w:r>
-        <w:t>Design Specification: Automated Assembly Line Module</w:t>
+        <w:t>Section 1: Customer escalation analysis. EMP001 contributes to ast emp001 03 through recurring collaboration, clear ownership boundaries, and measurable outcomes. The team captures decisions, open issues, and handoffs so that knowledge remains discoverable for future programs.</w:t>
       </w:r>
     </w:p>
     <w:p>
       <w:r>
-        <w:t>Version: 1.3</w:t>
+        <w:t>Section 2: Fabric semantic model planning. EMP001 contributes to ast emp001 03 through recurring collaboration, clear ownership boundaries, and measurable outcomes. The team captures decisions, open issues, and handoffs so that knowledge remains discoverable for future programs.</w:t>
       </w:r>
     </w:p>
     <w:p>
       <w:r>
-        <w:t>This specification details the design requirements for the automated assembly module, including conveyor speed tolerance (+-0.5%), sensor calibration intervals, and failsafe shutdown sequences. The module interfaces with the MES via OPC-UA protocol.</w:t>
+        <w:t>Section 3: Quarterly delivery milestones. EMP001 contributes to ast emp001 03 through recurring collaboration, clear ownership boundaries, and measurable outcomes. The team captures decisions, open issues, and handoffs so that knowledge remains discoverable for future programs.</w:t>
+      </w:r>
+    </w:p>
+    <w:p>
+      <w:r>
+        <w:t>Section 4: Department KPI performance. EMP001 contributes to ast emp001 03 through recurring collaboration, clear ownership boundaries, and measurable outcomes. The team captures decisions, open issues, and handoffs so that knowledge remains discoverable for future programs.</w:t>
+      </w:r>
+    </w:p>
+    <w:p>
+      <w:r>
+        <w:br w:type="page"/>
       </w:r>
     </w:p>
     <w:p>
@@ -149,12 +48,60 @@
         <w:pStyle w:val="Heading2"/>
       </w:pPr>
       <w:r>
-        <w:t>Author Competencies</w:t>
+        <w:t>Page 2</w:t>
       </w:r>
     </w:p>
     <w:p>
       <w:r>
-        <w:t>Fabric, Python, Synapse, Power BI</w:t>
+        <w:t>Section 1: Data quality remediation. EMP001 contributes to ast emp001 03 through recurring collaboration, clear ownership boundaries, and measurable outcomes. The team captures decisions, open issues, and handoffs so that knowledge remains discoverable for future programs.</w:t>
+      </w:r>
+    </w:p>
+    <w:p>
+      <w:r>
+        <w:t>Section 2: Fabric semantic model planning. EMP001 contributes to ast emp001 03 through recurring collaboration, clear ownership boundaries, and measurable outcomes. The team captures decisions, open issues, and handoffs so that knowledge remains discoverable for future programs.</w:t>
+      </w:r>
+    </w:p>
+    <w:p>
+      <w:r>
+        <w:t>Section 3: Department KPI performance. EMP001 contributes to ast emp001 03 through recurring collaboration, clear ownership boundaries, and measurable outcomes. The team captures decisions, open issues, and handoffs so that knowledge remains discoverable for future programs.</w:t>
+      </w:r>
+    </w:p>
+    <w:p>
+      <w:r>
+        <w:t>Section 4: Knowledge transfer and onboarding. EMP001 contributes to ast emp001 03 through recurring collaboration, clear ownership boundaries, and measurable outcomes. The team captures decisions, open issues, and handoffs so that knowledge remains discoverable for future programs.</w:t>
+      </w:r>
+    </w:p>
+    <w:p>
+      <w:r>
+        <w:br w:type="page"/>
+      </w:r>
+    </w:p>
+    <w:p>
+      <w:pPr>
+        <w:pStyle w:val="Heading2"/>
+      </w:pPr>
+      <w:r>
+        <w:t>Page 3</w:t>
+      </w:r>
+    </w:p>
+    <w:p>
+      <w:r>
+        <w:t>Section 1: Fabric semantic model planning. EMP001 contributes to ast emp001 03 through recurring collaboration, clear ownership boundaries, and measurable outcomes. The team captures decisions, open issues, and handoffs so that knowledge remains discoverable for future programs.</w:t>
+      </w:r>
+    </w:p>
+    <w:p>
+      <w:r>
+        <w:t>Section 2: Customer escalation analysis. EMP001 contributes to ast emp001 03 through recurring collaboration, clear ownership boundaries, and measurable outcomes. The team captures decisions, open issues, and handoffs so that knowledge remains discoverable for future programs.</w:t>
+      </w:r>
+    </w:p>
+    <w:p>
+      <w:r>
+        <w:t>Section 3: Data quality remediation. EMP001 contributes to ast emp001 03 through recurring collaboration, clear ownership boundaries, and measurable outcomes. The team captures decisions, open issues, and handoffs so that knowledge remains discoverable for future programs.</w:t>
+      </w:r>
+    </w:p>
+    <w:p>
+      <w:r>
+        <w:t>Section 4: Operational risk review. EMP001 contributes to ast emp001 03 through recurring collaboration, clear ownership boundaries, and measurable outcomes. The team captures decisions, open issues, and handoffs so that knowledge remains discoverable for future programs.</w:t>
       </w:r>
     </w:p>
     <w:sectPr>
